--- a/week-3-geometry-van-hiele/week-3-reading-homework.docx
+++ b/week-3-geometry-van-hiele/week-3-reading-homework.docx
@@ -44,7 +44,7 @@
           <w:rFonts w:ascii="Inter" w:hAnsi="Inter"/>
           <w:i/>
         </w:rPr>
-        <w:t>Two short readings this week: Newell &amp; Orton on classroom routines (the format you ran Tuesday) and van Hiele on geometric thinking. Read the van Hiele article before Thursday's class. Then write one dated entry in Marginalia.</w:t>
+        <w:t>Two short readings this week: Newell &amp; Orton on classroom routines (the format you ran Tuesday) and van Hiele on geometric thinking. Read the van Hiele article before Thursday's class. Then write one dated entry in Journaler.</w:t>
       </w:r>
     </w:p>
     <w:p>

--- a/week-3-geometry-van-hiele/week-3-reading-homework.docx
+++ b/week-3-geometry-van-hiele/week-3-reading-homework.docx
@@ -114,12 +114,19 @@
       </w:r>
     </w:p>
     <w:p>
+      <w:pPr/>
       <w:r>
         <w:rPr>
           <w:rFonts w:ascii="Inter" w:hAnsi="Inter"/>
-          <w:i/>
+          <w:b/>
         </w:rPr>
-        <w:t>In any PK–5 classroom, some children are still noticing shapes by how they look ("that one is pointy"), while others are starting to talk about properties ("it has four equal sides"), and a few are beginning to connect properties to each other ("if it's a square, it has to be a rectangle too"). Van Hiele reminds us that pushing a child past where she is does not work, but neither does holding her back. Newell and Orton's routines, like Which One Doesn't Belong and Number Talk Images, are built to invite many kinds of thinking into the same conversation. Pick one routine and one grade level. Show how a teacher could use that routine to engage children at different van Hiele levels in the same discussion. What does she listen for? How does she respond to a child working at one level without shutting down a child working at another? Ground your answer in a specific image or prompt you would actually use.</w:t>
+        <w:t>Meeting learners where they are.</w:t>
+      </w:r>
+      <w:r>
+        <w:rPr>
+          <w:rFonts w:ascii="Inter" w:hAnsi="Inter"/>
+        </w:rPr>
+        <w:t xml:space="preserve"> How can one task or routine invite children at different levels of thinking into the same conversation — without pushing a child past where she is, or holding her back? Van Hiele describes levels of geometric thinking; Newell and Orton offer routines built to hold many at once. Pick one routine and one grade level and make it concrete, drawing on the routine you ran Tuesday as your evidence.</w:t>
       </w:r>
     </w:p>
     <w:p>

--- a/week-3-geometry-van-hiele/week-3-reading-homework.docx
+++ b/week-3-geometry-van-hiele/week-3-reading-homework.docx
@@ -44,7 +44,7 @@
           <w:rFonts w:ascii="Inter" w:hAnsi="Inter"/>
           <w:i/>
         </w:rPr>
-        <w:t>Two short readings this week: Newell &amp; Orton on classroom routines (the format you ran Tuesday) and van Hiele on geometric thinking. Read the van Hiele article before Thursday's class. Then write one dated entry in Journaler.</w:t>
+        <w:t>Two short readings this week: Newell &amp; Orton on classroom routines (the format you ran Tuesday) and van Hiele on geometric thinking. Read the van Hiele article before Thursday's class. Then work through them with Todd-in-a-Can in Journaler — highlight what strikes you, think it through, and land on your take on the prompt below. Todd asks the questions; you do the reasoning.</w:t>
       </w:r>
     </w:p>
     <w:p>

--- a/week-3-geometry-van-hiele/week-3-reading-homework.docx
+++ b/week-3-geometry-van-hiele/week-3-reading-homework.docx
@@ -44,7 +44,7 @@
           <w:rFonts w:ascii="Inter" w:hAnsi="Inter"/>
           <w:i/>
         </w:rPr>
-        <w:t>Two short readings this week: Newell &amp; Orton on classroom routines (the format you ran Tuesday) and van Hiele on geometric thinking. Read the van Hiele article before Thursday's class. Then work through them with Todd-in-a-Can in Journaler — highlight what strikes you, think it through, and land on your take on the prompt below. Todd asks the questions; you do the reasoning.</w:t>
+        <w:t>Two short readings this week: Newell &amp; Orton on classroom routines (the format you ran in the studio) and van Hiele on geometric thinking. Read the van Hiele article before the clinic. Then work through them with Todd-in-a-Can in Journaler — highlight what strikes you, think it through, and land on your take on the prompt below. Todd asks the questions; you do the reasoning.</w:t>
       </w:r>
     </w:p>
     <w:p>
@@ -126,7 +126,7 @@
         <w:rPr>
           <w:rFonts w:ascii="Inter" w:hAnsi="Inter"/>
         </w:rPr>
-        <w:t xml:space="preserve"> How can one task or routine invite children at different levels of thinking into the same conversation — without pushing a child past where she is, or holding her back? Van Hiele describes levels of geometric thinking; Newell and Orton offer routines built to hold many at once. Pick one routine and one grade level and make it concrete, drawing on the routine you ran Tuesday as your evidence.</w:t>
+        <w:t xml:space="preserve"> How can one task or routine invite children at different levels of thinking into the same conversation — without pushing a child past where she is, or holding her back? Van Hiele describes levels of geometric thinking; Newell and Orton offer routines built to hold many at once. Pick one routine and one grade level and make it concrete, drawing on the routine you ran in the studio as your evidence.</w:t>
       </w:r>
     </w:p>
     <w:p>

--- a/week-3-geometry-van-hiele/week-3-reading-homework.docx
+++ b/week-3-geometry-van-hiele/week-3-reading-homework.docx
@@ -9,7 +9,7 @@
       </w:pPr>
       <w:r>
         <w:rPr>
-          <w:rFonts w:ascii="Inter" w:hAnsi="Inter"/>
+          <w:rFonts w:ascii="Calibri" w:hAnsi="Calibri"/>
           <w:b/>
           <w:color w:val="1F4E96"/>
         </w:rPr>
@@ -19,7 +19,7 @@
     <w:p>
       <w:r>
         <w:rPr>
-          <w:rFonts w:ascii="Inter" w:hAnsi="Inter"/>
+          <w:rFonts w:ascii="Calibri" w:hAnsi="Calibri"/>
           <w:b/>
           <w:color w:val="1F4E96"/>
           <w:sz w:val="26"/>
@@ -30,7 +30,7 @@
     <w:p>
       <w:r>
         <w:rPr>
-          <w:rFonts w:ascii="Inter" w:hAnsi="Inter"/>
+          <w:rFonts w:ascii="Calibri" w:hAnsi="Calibri"/>
           <w:b/>
           <w:color w:val="1F4E96"/>
           <w:sz w:val="26"/>
@@ -41,7 +41,7 @@
     <w:p>
       <w:r>
         <w:rPr>
-          <w:rFonts w:ascii="Inter" w:hAnsi="Inter"/>
+          <w:rFonts w:ascii="Calibri" w:hAnsi="Calibri"/>
           <w:i/>
         </w:rPr>
         <w:t>Two short readings this week: Newell &amp; Orton on classroom routines (the format you ran in the studio) and van Hiele on geometric thinking. Read the van Hiele article before the clinic. Then work through them with Todd-in-a-Can in Journaler — highlight what strikes you, think it through, and land on your take on the prompt below. Todd asks the questions; you do the reasoning.</w:t>
@@ -53,7 +53,7 @@
       </w:pPr>
       <w:r>
         <w:rPr>
-          <w:rFonts w:ascii="Inter" w:hAnsi="Inter"/>
+          <w:rFonts w:ascii="Calibri" w:hAnsi="Calibri"/>
           <w:b/>
           <w:color w:val="1F4E96"/>
           <w:sz w:val="24"/>
@@ -64,7 +64,7 @@
     <w:p>
       <w:r>
         <w:rPr>
-          <w:rFonts w:ascii="Inter" w:hAnsi="Inter"/>
+          <w:rFonts w:ascii="Calibri" w:hAnsi="Calibri"/>
           <w:i w:val="0"/>
         </w:rPr>
         <w:t xml:space="preserve">Newell, C., &amp; Orton, C. (2018). Classroom Routines: An Invitation for Discourse. Teaching Children Mathematics, 25(2), 94–102. </w:t>
@@ -72,7 +72,7 @@
       <w:hyperlink r:id="rId9">
         <w:r>
           <w:rPr>
-            <w:rFonts w:ascii="Inter" w:hAnsi="Inter"/>
+            <w:rFonts w:ascii="Calibri" w:hAnsi="Calibri"/>
             <w:color w:val="2563EB"/>
             <w:u w:val="single"/>
           </w:rPr>
@@ -83,7 +83,7 @@
     <w:p>
       <w:r>
         <w:rPr>
-          <w:rFonts w:ascii="Inter" w:hAnsi="Inter"/>
+          <w:rFonts w:ascii="Calibri" w:hAnsi="Calibri"/>
           <w:i w:val="0"/>
         </w:rPr>
         <w:t xml:space="preserve">van Hiele, P. M. (1999). Developing Geometric Thinking through Activities That Begin with Play. Teaching Children Mathematics, 5(6), 310–316. </w:t>
@@ -91,7 +91,7 @@
       <w:hyperlink r:id="rId10">
         <w:r>
           <w:rPr>
-            <w:rFonts w:ascii="Inter" w:hAnsi="Inter"/>
+            <w:rFonts w:ascii="Calibri" w:hAnsi="Calibri"/>
             <w:color w:val="2563EB"/>
             <w:u w:val="single"/>
           </w:rPr>
@@ -105,7 +105,7 @@
       </w:pPr>
       <w:r>
         <w:rPr>
-          <w:rFonts w:ascii="Inter" w:hAnsi="Inter"/>
+          <w:rFonts w:ascii="Calibri" w:hAnsi="Calibri"/>
           <w:b/>
           <w:color w:val="1F4E96"/>
           <w:sz w:val="24"/>
@@ -117,14 +117,14 @@
       <w:pPr/>
       <w:r>
         <w:rPr>
-          <w:rFonts w:ascii="Inter" w:hAnsi="Inter"/>
+          <w:rFonts w:ascii="Calibri" w:hAnsi="Calibri"/>
           <w:b/>
         </w:rPr>
         <w:t>Meeting learners where they are.</w:t>
       </w:r>
       <w:r>
         <w:rPr>
-          <w:rFonts w:ascii="Inter" w:hAnsi="Inter"/>
+          <w:rFonts w:ascii="Calibri" w:hAnsi="Calibri"/>
         </w:rPr>
         <w:t xml:space="preserve"> How can one task or routine invite children at different levels of thinking into the same conversation — without pushing a child past where she is, or holding her back? Van Hiele describes levels of geometric thinking; Newell and Orton offer routines built to hold many at once. Pick one routine and one grade level and make it concrete, drawing on the routine you ran in the studio as your evidence.</w:t>
       </w:r>
@@ -132,7 +132,7 @@
     <w:p>
       <w:r>
         <w:rPr>
-          <w:rFonts w:ascii="Inter" w:hAnsi="Inter"/>
+          <w:rFonts w:ascii="Calibri" w:hAnsi="Calibri"/>
           <w:i/>
         </w:rPr>
         <w:t>Write it as a dated entry, this week.</w:t>
@@ -512,7 +512,7 @@
     <w:qFormat/>
     <w:rsid w:val="00FC693F"/>
     <w:rPr>
-      <w:rFonts w:ascii="Inter" w:hAnsi="Inter" w:cs="Inter"/>
+      <w:rFonts w:ascii="Calibri" w:hAnsi="Calibri" w:cs="Calibri"/>
     </w:rPr>
   </w:style>
   <w:style w:type="paragraph" w:styleId="Header">
@@ -574,7 +574,7 @@
       <w:outlineLvl w:val="0"/>
     </w:pPr>
     <w:rPr>
-      <w:rFonts w:asciiTheme="majorHAnsi" w:eastAsiaTheme="majorEastAsia" w:hAnsiTheme="majorHAnsi" w:cstheme="majorBidi" w:ascii="Inter" w:hAnsi="Inter" w:cs="Inter"/>
+      <w:rFonts w:asciiTheme="majorHAnsi" w:eastAsiaTheme="majorEastAsia" w:hAnsiTheme="majorHAnsi" w:cstheme="majorBidi" w:ascii="Calibri" w:hAnsi="Calibri" w:cs="Calibri"/>
       <w:b/>
       <w:bCs/>
       <w:color w:val="365F91" w:themeColor="accent1" w:themeShade="BF"/>
@@ -598,7 +598,7 @@
       <w:outlineLvl w:val="1"/>
     </w:pPr>
     <w:rPr>
-      <w:rFonts w:asciiTheme="majorHAnsi" w:eastAsiaTheme="majorEastAsia" w:hAnsiTheme="majorHAnsi" w:cstheme="majorBidi" w:ascii="Inter" w:hAnsi="Inter" w:cs="Inter"/>
+      <w:rFonts w:asciiTheme="majorHAnsi" w:eastAsiaTheme="majorEastAsia" w:hAnsiTheme="majorHAnsi" w:cstheme="majorBidi" w:ascii="Calibri" w:hAnsi="Calibri" w:cs="Calibri"/>
       <w:b/>
       <w:bCs/>
       <w:color w:val="4F81BD" w:themeColor="accent1"/>
@@ -863,7 +863,7 @@
       <w:contextualSpacing/>
     </w:pPr>
     <w:rPr>
-      <w:rFonts w:asciiTheme="majorHAnsi" w:eastAsiaTheme="majorEastAsia" w:hAnsiTheme="majorHAnsi" w:cstheme="majorBidi" w:ascii="Inter" w:hAnsi="Inter" w:cs="Inter"/>
+      <w:rFonts w:asciiTheme="majorHAnsi" w:eastAsiaTheme="majorEastAsia" w:hAnsiTheme="majorHAnsi" w:cstheme="majorBidi" w:ascii="Calibri" w:hAnsi="Calibri" w:cs="Calibri"/>
       <w:color w:val="17365D" w:themeColor="text2" w:themeShade="BF"/>
       <w:spacing w:val="5"/>
       <w:kern w:val="28"/>

--- a/week-3-geometry-van-hiele/week-3-reading-homework.docx
+++ b/week-3-geometry-van-hiele/week-3-reading-homework.docx
@@ -44,7 +44,7 @@
           <w:rFonts w:ascii="Calibri" w:hAnsi="Calibri"/>
           <w:i/>
         </w:rPr>
-        <w:t>Two short readings this week: Newell &amp; Orton on classroom routines (the format you ran in the studio) and van Hiele on geometric thinking. Read the van Hiele article before the clinic. Then work through them with Todd-in-a-Can in Journaler — highlight what strikes you, think it through, and land on your take on the prompt below. Todd asks the questions; you do the reasoning.</w:t>
+        <w:t>Two short readings this week: Newell &amp; Orton on classroom routines (the format you ran in class) and Higgins on a team of teachers learning to hear the Van Hiele levels in children’s own words. Read Higgins after our session — you will have met the levels in the room first, on purpose. Then work through them with Todd-in-a-Can in Journaler — highlight what strikes you, think it through, and land on your take on the prompt below. Todd asks the questions; you do the reasoning.</w:t>
       </w:r>
     </w:p>
     <w:p>
@@ -86,7 +86,7 @@
           <w:rFonts w:ascii="Calibri" w:hAnsi="Calibri"/>
           <w:i w:val="0"/>
         </w:rPr>
-        <w:t xml:space="preserve">van Hiele, P. M. (1999). Developing Geometric Thinking through Activities That Begin with Play. Teaching Children Mathematics, 5(6), 310–316. </w:t>
+        <w:t xml:space="preserve">Higgins, K. M. (2013). Building a Team of Learners. Teaching Children Mathematics, 19(8), 490–496. </w:t>
       </w:r>
       <w:hyperlink r:id="rId10">
         <w:r>
@@ -95,7 +95,7 @@
             <w:color w:val="2563EB"/>
             <w:u w:val="single"/>
           </w:rPr>
-          <w:t xml:space="preserve">http://www.jstor.org.proxy.lib.miamioh.edu/stable/41198852</w:t>
+          <w:t xml:space="preserve">https://doi-org.proxy.lib.miamioh.edu/10.5951/teacchilmath.19.8.0490</w:t>
         </w:r>
       </w:hyperlink>
     </w:p>
@@ -126,7 +126,7 @@
         <w:rPr>
           <w:rFonts w:ascii="Calibri" w:hAnsi="Calibri"/>
         </w:rPr>
-        <w:t xml:space="preserve"> How can one task or routine invite children at different levels of thinking into the same conversation — without pushing a child past where she is, or holding her back? Van Hiele describes levels of geometric thinking; Newell and Orton offer routines built to hold many at once. Pick one routine and one grade level and make it concrete, drawing on the routine you ran in the studio as your evidence.</w:t>
+        <w:t xml:space="preserve"> Higgins’s teachers sit with second graders’ own words and try to say which Van Hiele level each child is working from — and what evidence puts them there. You did that in class: you posed your prompt pack, and then read what your partner typed back. Take one of your partner’s answers, write out their exact words, name the level, and say what made you confident or unsure. In a second paragraph, describe the next experience you would offer that partner — and say how you know it is pitched at where they are rather than above it. In both paragraphs, draw on specific routines from Newell and Orton to make your answer concrete.</w:t>
       </w:r>
     </w:p>
     <w:p>

--- a/week-3-geometry-van-hiele/week-3-reading-homework.docx
+++ b/week-3-geometry-van-hiele/week-3-reading-homework.docx
@@ -44,7 +44,7 @@
           <w:rFonts w:ascii="Calibri" w:hAnsi="Calibri"/>
           <w:i/>
         </w:rPr>
-        <w:t>Two short readings this week: Newell &amp; Orton on classroom routines (the format you ran in class) and Higgins on a team of teachers learning to hear the Van Hiele levels in children’s own words. Read Higgins after our session — you will have met the levels in the room first, on purpose. Then work through them with Todd-in-a-Can in Journaler — highlight what strikes you, think it through, and land on your take on the prompt below. Todd asks the questions; you do the reasoning.</w:t>
+        <w:t>Two short readings this week: Newell &amp; Orton on classroom routines (the format you ran in class) and Higgins on a team of teachers learning to hear the van Hiele levels in children’s own words. Read Higgins after our session — you will have met the levels in the room first, on purpose. Then read them in Journaler — mark real passages as you go and bring them into your entry as evidence, not talk about the reading in the abstract. Close with a take that reaches a real position on the prompt below and ties it to the geometry you did in class.</w:t>
       </w:r>
     </w:p>
     <w:p>
@@ -120,13 +120,13 @@
           <w:rFonts w:ascii="Calibri" w:hAnsi="Calibri"/>
           <w:b/>
         </w:rPr>
-        <w:t>Meeting learners where they are.</w:t>
+        <w:t>Reading the routines.</w:t>
       </w:r>
       <w:r>
         <w:rPr>
           <w:rFonts w:ascii="Calibri" w:hAnsi="Calibri"/>
         </w:rPr>
-        <w:t xml:space="preserve"> Higgins’s teachers sit with second graders’ own words and try to say which Van Hiele level each child is working from — and what evidence puts them there. You did that in class: you posed your prompt pack, and then read what your partner typed back. Take one of your partner’s answers, write out their exact words, name the level, and say what made you confident or unsure. In a second paragraph, describe the next experience you would offer that partner — and say how you know it is pitched at where they are rather than above it. In both paragraphs, draw on specific routines from Newell and Orton to make your answer concrete.</w:t>
+        <w:t xml:space="preserve"> Newell and Orton describe classroom routines built to hold several levels of thinking in one conversation at once. Choose one of their routines and explain how you would use it to find out where a learner sits on the van Hiele ladder for a particular geometry topic. Describe it in enough detail that I could pose it tomorrow — the figures you would use, what you ask first, and what you ask second. Then justify it: what would a Level 1 answer to your routine sound like, and a Level 2, and what in the routine tells them apart? Use Higgins for what those levels actually sound like in a child’s own words.</w:t>
       </w:r>
     </w:p>
     <w:p>

--- a/week-3-geometry-van-hiele/week-3-reading-homework.docx
+++ b/week-3-geometry-van-hiele/week-3-reading-homework.docx
@@ -44,7 +44,7 @@
           <w:rFonts w:ascii="Calibri" w:hAnsi="Calibri"/>
           <w:i/>
         </w:rPr>
-        <w:t>Two short readings this week: Newell &amp; Orton on classroom routines (the format you ran in class) and Higgins on a team of teachers learning to hear the van Hiele levels in children’s own words. Read Higgins after our session — you will have met the levels in the room first, on purpose. Then read them in Journaler — mark real passages as you go and bring them into your entry as evidence, not talk about the reading in the abstract. Close with a take that reaches a real position on the prompt below and ties it to the geometry you did in class.</w:t>
+        <w:t>Two readings this week. Newell &amp; Orton describe the routines you ran in class. Higgins follows a team of teachers learning to hear van Hiele levels in what second graders actually say — read that one after our session, once you have met the levels yourself. Read both in Journaler, mark the passages you want to use, and quote them in your entry. Then answer the prompt below.</w:t>
       </w:r>
     </w:p>
     <w:p>

--- a/week-3-geometry-van-hiele/week-3-reading-homework.docx
+++ b/week-3-geometry-van-hiele/week-3-reading-homework.docx
@@ -44,7 +44,7 @@
           <w:rFonts w:ascii="Calibri" w:hAnsi="Calibri"/>
           <w:i/>
         </w:rPr>
-        <w:t>Two readings this week. Newell &amp; Orton describe the routines you ran in class. Higgins follows a team of teachers learning to hear van Hiele levels in what second graders actually say — read that one after our session, once you have met the levels yourself. Read both in Journaler, mark the passages you want to use, and quote them in your entry. Then answer the prompt below.</w:t>
+        <w:t>Two readings this week. Newell &amp; Orton describe the routines you ran in class. Higgins follows a team of teachers learning to hear van Hiele levels in what second graders actually say — read that one after our session, once you have met the levels yourself. Read both in Journaler, mark the passages you want to use, and quote them in your entry. Then answer the prompt below. Todd-in-a-Can is there if you want a sounding board.</w:t>
       </w:r>
     </w:p>
     <w:p>
